--- a/public/templates/DOC-3.docx
+++ b/public/templates/DOC-3.docx
@@ -572,14 +572,6 @@
                 <w:szCs w:val="28"/>
               </w:rPr>
               <w:t>{signing_date_roc}</w:t>
-            </w:r>
-            <w:r>
-              <w:rPr>
-                <w:rFonts w:ascii="DFKai-SB" w:eastAsia="DFKai-SB" w:hAnsi="DFKai-SB"/>
-                <w:sz w:val="28"/>
-                <w:szCs w:val="28"/>
-              </w:rPr>
-              <w:t>日</w:t>
             </w:r>
           </w:p>
         </w:tc>

--- a/public/templates/DOC-3.docx
+++ b/public/templates/DOC-3.docx
@@ -572,6 +572,14 @@
                 <w:szCs w:val="28"/>
               </w:rPr>
               <w:t>{signing_date_roc}</w:t>
+            </w:r>
+            <w:r>
+              <w:rPr>
+                <w:rFonts w:ascii="DFKai-SB" w:eastAsia="DFKai-SB" w:hAnsi="DFKai-SB"/>
+                <w:sz w:val="28"/>
+                <w:szCs w:val="28"/>
+              </w:rPr>
+              <w:t>日</w:t>
             </w:r>
           </w:p>
         </w:tc>

--- a/public/templates/DOC-3.docx
+++ b/public/templates/DOC-3.docx
@@ -203,6 +203,9 @@
               </w:rPr>
             </w:pPr>
             <w:r>
+              <w:rPr>
+                <w:rFonts w:ascii="DFKai-SB" w:eastAsia="DFKai-SB" w:hAnsi="DFKai-SB"/>
+              </w:rPr>
               <w:t>{irb002_project_title}</w:t>
             </w:r>
           </w:p>
@@ -302,7 +305,7 @@
                 <w:szCs w:val="28"/>
                 <w:lang w:eastAsia="zh-TW"/>
               </w:rPr>
-              <w:t>日期：</w:t>
+              <w:t>日期：{irb002_filing_date}</w:t>
             </w:r>
           </w:p>
         </w:tc>
